--- a/examples/transf/doc/06-scaling-minmax.docx
+++ b/examples/transf/doc/06-scaling-minmax.docx
@@ -131,6 +131,45 @@
       </w:pPr>
       <w:r>
         <w:rPr>
+          <w:rStyle w:val="FunctionTok"/>
+        </w:rPr>
+        <w:t xml:space="preserve">source</w:t>
+      </w:r>
+      <w:r>
+        <w:rPr>
+          <w:rStyle w:val="NormalTok"/>
+        </w:rPr>
+        <w:t xml:space="preserve">(</w:t>
+      </w:r>
+      <w:r>
+        <w:rPr>
+          <w:rStyle w:val="FunctionTok"/>
+        </w:rPr>
+        <w:t xml:space="preserve">url</w:t>
+      </w:r>
+      <w:r>
+        <w:rPr>
+          <w:rStyle w:val="NormalTok"/>
+        </w:rPr>
+        <w:t xml:space="preserve">(</w:t>
+      </w:r>
+      <w:r>
+        <w:rPr>
+          <w:rStyle w:val="StringTok"/>
+        </w:rPr>
+        <w:t xml:space="preserve">"https://raw.githubusercontent.com/cefet-rj-dal/daltoolbox/main/examples/seed.R"</w:t>
+      </w:r>
+      <w:r>
+        <w:rPr>
+          <w:rStyle w:val="NormalTok"/>
+        </w:rPr>
+        <w:t xml:space="preserve">))</w:t>
+      </w:r>
+      <w:r>
+        <w:br/>
+      </w:r>
+      <w:r>
+        <w:rPr>
           <w:rStyle w:val="CommentTok"/>
         </w:rPr>
         <w:t xml:space="preserve"># installation </w:t>
@@ -399,6 +438,21 @@
           <w:rStyle w:val="FunctionTok"/>
         </w:rPr>
         <w:t xml:space="preserve">minmax</w:t>
+      </w:r>
+      <w:r>
+        <w:rPr>
+          <w:rStyle w:val="NormalTok"/>
+        </w:rPr>
+        <w:t xml:space="preserve">()</w:t>
+      </w:r>
+      <w:r>
+        <w:br/>
+      </w:r>
+      <w:r>
+        <w:rPr>
+          <w:rStyle w:val="FunctionTok"/>
+        </w:rPr>
+        <w:t xml:space="preserve">set_example_seed</w:t>
       </w:r>
       <w:r>
         <w:rPr>
@@ -857,10 +911,10 @@
   <w:docDefaults>
     <w:rPrDefault>
       <w:rPr>
-        <w:rFonts w:asciiTheme="minorHAnsi" w:cstheme="minorBidi" w:eastAsiaTheme="minorHAnsi" w:hAnsiTheme="minorHAnsi"/>
+        <w:rFonts w:asciiTheme="minorHAnsi" w:cstheme="minorBidi" w:eastAsiaTheme="minorEastAsia" w:hAnsiTheme="minorHAnsi"/>
         <w:sz w:val="24"/>
         <w:szCs w:val="24"/>
-        <w:lang w:bidi="ar-SA" w:eastAsia="en-US" w:val="en-US"/>
+        <w:lang w:bidi="ar-SA" w:eastAsia="zh-CN" w:val="en-US"/>
       </w:rPr>
     </w:rPrDefault>
     <w:pPrDefault>
@@ -1401,13 +1455,6 @@
       </w:tblCellMar>
     </w:tblPr>
     <w:tblStylePr w:type="firstRow">
-      <w:tblPr>
-        <w:jc w:val="left"/>
-        <w:tblInd w:type="dxa" w:w="0"/>
-      </w:tblPr>
-      <w:trPr>
-        <w:jc w:val="left"/>
-      </w:trPr>
       <w:tcPr>
         <w:tcBorders>
           <w:bottom w:val="single"/>
